--- a/tig-final/Lumine_TIG_Final_Guion.docx
+++ b/tig-final/Lumine_TIG_Final_Guion.docx
@@ -47,7 +47,7 @@
           <w:sz w:val="22"/>
           <w:szCs w:val="22"/>
         </w:rPr>
-        <w:t xml:space="preserve">Exposición de máximo 15 minutos: 15 láminas y 1.556 palabras, unos 11:58 a 130 palabras por minuto, con margen para el cambio de expositor. Diego abre y cierra. Los cambios de expositor están escritos en el texto. El mismo guion va en las notas del orador del PowerPoint.</w:t>
+        <w:t xml:space="preserve">Exposición de máximo 15 minutos: 15 láminas y 1.568 palabras, unos 12:04 a 130 palabras por minuto, con margen para el cambio de expositor. Diego abre y cierra. Los cambios de expositor están escritos en el texto. El mismo guion va en las notas del orador del PowerPoint.</w:t>
       </w:r>
     </w:p>
     <w:p>
@@ -625,7 +625,7 @@
                 <w:sz w:val="19"/>
                 <w:szCs w:val="19"/>
               </w:rPr>
-              <w:t xml:space="preserve">77</w:t>
+              <w:t xml:space="preserve">81</w:t>
             </w:r>
           </w:p>
         </w:tc>
@@ -1051,7 +1051,7 @@
                 <w:sz w:val="19"/>
                 <w:szCs w:val="19"/>
               </w:rPr>
-              <w:t xml:space="preserve">150</w:t>
+              <w:t xml:space="preserve">153</w:t>
             </w:r>
           </w:p>
         </w:tc>
@@ -1903,7 +1903,7 @@
                 <w:sz w:val="19"/>
                 <w:szCs w:val="19"/>
               </w:rPr>
-              <w:t xml:space="preserve">91</w:t>
+              <w:t xml:space="preserve">96</w:t>
             </w:r>
           </w:p>
         </w:tc>
@@ -1931,7 +1931,7 @@
                 <w:sz w:val="19"/>
                 <w:szCs w:val="19"/>
               </w:rPr>
-              <w:t xml:space="preserve">0:40</w:t>
+              <w:t xml:space="preserve">0:45</w:t>
             </w:r>
           </w:p>
         </w:tc>
@@ -2471,7 +2471,7 @@
                 <w:sz w:val="19"/>
                 <w:szCs w:val="19"/>
               </w:rPr>
-              <w:t xml:space="preserve">1.556</w:t>
+              <w:t xml:space="preserve">1.568</w:t>
             </w:r>
           </w:p>
         </w:tc>
@@ -2499,7 +2499,7 @@
                 <w:sz w:val="19"/>
                 <w:szCs w:val="19"/>
               </w:rPr>
-              <w:t xml:space="preserve">11:58</w:t>
+              <w:t xml:space="preserve">12:04</w:t>
             </w:r>
           </w:p>
         </w:tc>
@@ -2766,7 +2766,7 @@
                 <w:sz w:val="19"/>
                 <w:szCs w:val="19"/>
               </w:rPr>
-              <w:t xml:space="preserve">537</w:t>
+              <w:t xml:space="preserve">541</w:t>
             </w:r>
           </w:p>
         </w:tc>
@@ -2792,7 +2792,7 @@
                 <w:sz w:val="19"/>
                 <w:szCs w:val="19"/>
               </w:rPr>
-              <w:t xml:space="preserve">4:08</w:t>
+              <w:t xml:space="preserve">4:10</w:t>
             </w:r>
           </w:p>
         </w:tc>
@@ -2898,7 +2898,7 @@
                 <w:sz w:val="19"/>
                 <w:szCs w:val="19"/>
               </w:rPr>
-              <w:t xml:space="preserve">500</w:t>
+              <w:t xml:space="preserve">503</w:t>
             </w:r>
           </w:p>
         </w:tc>
@@ -2924,7 +2924,7 @@
                 <w:sz w:val="19"/>
                 <w:szCs w:val="19"/>
               </w:rPr>
-              <w:t xml:space="preserve">3:51</w:t>
+              <w:t xml:space="preserve">3:52</w:t>
             </w:r>
           </w:p>
         </w:tc>
@@ -3030,7 +3030,7 @@
                 <w:sz w:val="19"/>
                 <w:szCs w:val="19"/>
               </w:rPr>
-              <w:t xml:space="preserve">519</w:t>
+              <w:t xml:space="preserve">524</w:t>
             </w:r>
           </w:p>
         </w:tc>
@@ -3056,7 +3056,7 @@
                 <w:sz w:val="19"/>
                 <w:szCs w:val="19"/>
               </w:rPr>
-              <w:t xml:space="preserve">4:00</w:t>
+              <w:t xml:space="preserve">4:02</w:t>
             </w:r>
           </w:p>
         </w:tc>
@@ -3124,7 +3124,7 @@
           <w:sz w:val="20"/>
           <w:szCs w:val="20"/>
         </w:rPr>
-        <w:t xml:space="preserve">Láminas 1, 2, 3, 4, 5 · unos 4:08 en total (537 palabras).</w:t>
+        <w:t xml:space="preserve">Láminas 1, 2, 3, 4, 5 · unos 4:10 en total (541 palabras).</w:t>
       </w:r>
     </w:p>
     <w:p>
@@ -3259,7 +3259,7 @@
           <w:sz w:val="24"/>
           <w:szCs w:val="24"/>
         </w:rPr>
-        <w:t xml:space="preserve">Lumine instalaría un kit de hibridación aditiva en autos a combustión de tracción delantera. El motor original queda intacto. El kit suma una unidad de control, que decide cuándo asistir y corta ante fallas; un banco de baterías, que guarda la energía del frenado, y un motor eléctrico en el eje trasero. No se enchufa, y el freno, el ABS y el control de estabilidad originales siempre mandan. Hoy es un diseño: falta probarlo, homologarlo y documentarlo.</w:t>
+        <w:t xml:space="preserve">Lumine instalaría un kit de hibridación aditiva en autos a combustión de tracción delantera. El motor original queda intacto. El kit suma una unidad de control, que decide cuándo asistir y corta ante fallas; un banco de baterías, que guarda la energía del frenado, y un motor eléctrico en el eje trasero. No se enchufa, y el diseño deja que el freno, el ABS y el control de estabilidad originales siempre manden. Hoy es un diseño: falta probarlo, homologarlo y documentarlo.</w:t>
       </w:r>
     </w:p>
     <w:p>
@@ -3375,7 +3375,7 @@
           <w:sz w:val="20"/>
           <w:szCs w:val="20"/>
         </w:rPr>
-        <w:t xml:space="preserve">Láminas 6, 7, 8, 9 · unos 3:51 en total (500 palabras).</w:t>
+        <w:t xml:space="preserve">Láminas 6, 7, 8, 9 · unos 3:52 en total (503 palabras).</w:t>
       </w:r>
     </w:p>
     <w:p>
@@ -3420,7 +3420,7 @@
           <w:sz w:val="24"/>
           <w:szCs w:val="24"/>
         </w:rPr>
-        <w:t xml:space="preserve">Gracias, Diego. El diagnóstico se resume en cuatro números. Primero, el entorno general: la matriz PEST da dos coma ochenta y dos sobre cinco, bajo el neutro de tres; el freno es económico, por el desempleo de nueve coma seis por ciento y un dólar sobre novecientos setenta pesos con un kit importado, y también regulatorio. Segundo, la industria: las cinco fuerzas dan tres coma cuarenta y nueve, una industria poco atractiva, y el rival principal no es otro taller: es que el cliente posponga la inversión. Tercero, hacia adentro: de quince recursos y capacidades, solo dos son potencialmente sostenibles, la biblioteca de calibraciones y la ingeniería de integración, y la biblioteca hoy está vacía. Cuarto, la Ley veintiún mil setecientos noventa y tres no tiene reglamento; con el borrador de dos mil veintiuno estamos entre la vía alternativa y ninguna. Eso no se promedia: es una condición de entrada.</w:t>
+        <w:t xml:space="preserve">Gracias, Diego. El diagnóstico se resume en cuatro números. Primero, el entorno general: la matriz PEST da dos coma ochenta y dos sobre cinco, bajo el neutro de tres; el freno es económico, por el desempleo de nueve coma seis por ciento y un dólar sobre novecientos setenta pesos con un kit importado, y también regulatorio. Segundo, la industria: las cinco fuerzas dan tres coma cuarenta y nueve, una industria poco atractiva, y el rival principal no es otro taller: es que el cliente posponga la inversión. Tercero, hacia adentro: de quince recursos y capacidades, solo dos son potencialmente sostenibles, la biblioteca de calibraciones y la ingeniería de integración, y la biblioteca hoy está vacía. Cuarto, la Ley veintiún mil setecientos noventa y tres no tiene reglamento; si el reglamento sigue al borrador de dos mil veintiuno, quedaríamos entre la vía alternativa y ninguna. Eso no se promedia: es una condición de entrada.</w:t>
       </w:r>
     </w:p>
     <w:p>
@@ -3581,7 +3581,7 @@
           <w:sz w:val="20"/>
           <w:szCs w:val="20"/>
         </w:rPr>
-        <w:t xml:space="preserve">Láminas 10, 11, 12, 13, 14 · unos 4:00 en total (519 palabras).</w:t>
+        <w:t xml:space="preserve">Láminas 10, 11, 12, 13, 14 · unos 4:02 en total (524 palabras).</w:t>
       </w:r>
     </w:p>
     <w:p>
@@ -3691,7 +3691,7 @@
           <w:bCs w:val="false"/>
           <w:color w:val="5F6B70"/>
         </w:rPr>
-        <w:t xml:space="preserve">	0:40</w:t>
+        <w:t xml:space="preserve">	0:45</w:t>
       </w:r>
     </w:p>
     <w:p>
@@ -3716,7 +3716,7 @@
           <w:sz w:val="24"/>
           <w:szCs w:val="24"/>
         </w:rPr>
-        <w:t xml:space="preserve">El tercer hallazgo es la vía legal. Actúa sobre el mapa por dos relaciones externas: condiciona la aprobación de cada modelo y la réplica en otros talleres. Si el reglamento abre una vía amplia, se avanza modelo por modelo. Si es acotada, se ajusta la meta de captación al parque elegible. Si es alternativa, cambia el indicador de la vía legal y se recalendarizan los hitos. Y si no hay vía, se detiene todo lo que depende de ella y no se suben metas comerciales. Hoy estamos entre los dos últimos.</w:t>
+        <w:t xml:space="preserve">El tercer hallazgo es la vía legal. Actúa sobre el mapa por dos relaciones externas: condiciona la aprobación de cada modelo y la réplica en otros talleres. Si el reglamento abre una vía amplia, se avanza modelo por modelo. Si es acotada, se ajusta la meta de captación al parque elegible. Si es alternativa, cambia el indicador de la vía legal y se recalendarizan los hitos. Y si no hay vía, se detiene todo lo que depende de ella y no se suben metas comerciales. Si el reglamento sigue al borrador, estaríamos entre los dos últimos.</w:t>
       </w:r>
     </w:p>
     <w:p>
